--- a/az/scientists/CV/Word/Ibrahimov_Rovshan_CV_AZ.docx
+++ b/az/scientists/CV/Word/Ibrahimov_Rovshan_CV_AZ.docx
@@ -1824,7 +1824,7 @@
                 <w:sz w:val="21"/>
                 <w:szCs w:val="21"/>
               </w:rPr>
-              <w:t>CV-də 2011-ci ildən</w:t>
+              <w:t>2011-ci ildən</w:t>
             </w:r>
           </w:p>
         </w:tc>
@@ -2186,7 +2186,7 @@
           <w:sz w:val="21"/>
           <w:szCs w:val="21"/>
         </w:rPr>
-        <w:t>3. Putinin Azerbaycan Ziyareti ve Azerbaycan-Rusya İlişkileri ( Putin’s Visit in Azerbaijan and Azerbaijanian-Russian Relations), Bagımsızlıkların 10. Yılında Türk Cumhuriyetleri Azerbaycan,Kazakistan,Kırgızistan,Türkmenistan Özbekistan, Editor, Emine Gürsoy Naskali, Dr. Erdal Şahin, Haarlem, Holland-2002, (lang turkish)</w:t>
+        <w:t>3. Putinin Azerbaycan Ziyareti ve Azerbaycan-Rusya İlişkileri (Putin’s Visit in Azerbaijan and Azerbaijanian-Russian Relations), Bagımsızlıkların 10. Yılında Türk Cumhuriyetleri Azerbaycan,Kazakistan,Kırgızistan,Türkmenistan Özbekistan, Editor, Emine Gürsoy Naskali, Dr. Erdal Şahin, Haarlem, Holland-2002, (lang turkish)</w:t>
       </w:r>
     </w:p>
     <w:p>
@@ -3252,7 +3252,7 @@
           <w:sz w:val="21"/>
           <w:szCs w:val="21"/>
         </w:rPr>
-        <w:t>85. Azerbaijan`s Role in Regional Energy Security, Volume 1, No 10 http://ada-edu- az.outsourceinformationsystems.com/files/beweekly/18/ADA%20Biweekly_Vol.%201_ No.%2010.pdf , 15 June, 2008.</w:t>
+        <w:t>85. Azerbaijan`s Role in Regional Energy Security, Volume 1, No 10 http://ada-edu- az.outsourceinformationsystems.com/files/beweekly/18/ADA%20Biweekly_Vol.%201_ No.%2010.pdf, 15 June, 2008.</w:t>
       </w:r>
     </w:p>
     <w:p>
@@ -3811,7 +3811,7 @@
           <w:sz w:val="21"/>
           <w:szCs w:val="21"/>
         </w:rPr>
-        <w:t>128. 18 июля как момент истины для Сирии: обратный отсчет начался ,</w:t>
+        <w:t>128. 18 июля как момент истины для Сирии: обратный отсчет начался,</w:t>
       </w:r>
     </w:p>
     <w:p>
@@ -4052,7 +4052,7 @@
           <w:sz w:val="21"/>
           <w:szCs w:val="21"/>
         </w:rPr>
-        <w:t>141. Италия без правительства, Итоги досрочных выборов как знамение...новых досрочных выборов, Region plus, No 6, 12.03.2013, ss., 26-29.</w:t>
+        <w:t>141. Италия без правительства, Итоги досрочных выборов как знамение.новых досрочных выборов, Region plus, No 6, 12.03.2013, ss., 26-29.</w:t>
       </w:r>
     </w:p>
     <w:p>
@@ -4179,20 +4179,20 @@
           <w:sz w:val="21"/>
           <w:szCs w:val="21"/>
         </w:rPr>
-        <w:t>148. "Труба" в Никуда...Россия планирует наращивать мощности газопроводов в западном направлении, Region plus, No 12, 30.04.2013, ss., 32-33.</w:t>
-      </w:r>
-    </w:p>
-    <w:p>
-      <w:pPr>
-        <w:spacing w:after="80"/>
-      </w:pPr>
-      <w:r>
-        <w:rPr>
-          <w:rFonts w:ascii="Times New Roman" w:cs="Times New Roman" w:eastAsia="Times New Roman" w:hAnsi="Times New Roman"/>
-          <w:sz w:val="21"/>
-          <w:szCs w:val="21"/>
-        </w:rPr>
-        <w:t>149. "Сланцевое Золото" , Изменит ли сланцевая революция в США мировую политику?, Region plus, No 15, 21.05.2013, ss., 24-25.</w:t>
+        <w:t>148. "Труба" в Никуда.Россия планирует наращивать мощности газопроводов в западном направлении, Region plus, No 12, 30.04.2013, ss., 32-33.</w:t>
+      </w:r>
+    </w:p>
+    <w:p>
+      <w:pPr>
+        <w:spacing w:after="80"/>
+      </w:pPr>
+      <w:r>
+        <w:rPr>
+          <w:rFonts w:ascii="Times New Roman" w:cs="Times New Roman" w:eastAsia="Times New Roman" w:hAnsi="Times New Roman"/>
+          <w:sz w:val="21"/>
+          <w:szCs w:val="21"/>
+        </w:rPr>
+        <w:t>149. "Сланцевое Золото", Изменит ли сланцевая революция в США мировую политику?, Region plus, No 15, 21.05.2013, ss., 24-25.</w:t>
       </w:r>
     </w:p>
     <w:p>
@@ -5013,33 +5013,33 @@
           <w:sz w:val="21"/>
           <w:szCs w:val="21"/>
         </w:rPr>
-        <w:t>2. Azerbaycan’da Neft ve Qaz Ehtiyatlarına Alternativ olaraq Neqliyyat Dehlizleri ( Transport Corridors as an Alternative for Oil and Gas in Azerbaijan) Last three, Boyuk İpek Yolu Konfransı, Tehsil Ocagı, November, Bakı-2001, (lang azerbaijanian)</w:t>
-      </w:r>
-    </w:p>
-    <w:p>
-      <w:pPr>
-        <w:spacing w:after="80"/>
-      </w:pPr>
-      <w:r>
-        <w:rPr>
-          <w:rFonts w:ascii="Times New Roman" w:cs="Times New Roman" w:eastAsia="Times New Roman" w:hAnsi="Times New Roman"/>
-          <w:sz w:val="21"/>
-          <w:szCs w:val="21"/>
-        </w:rPr>
-        <w:t>3. Bakü Ceyhan Projesi'nin Türkiye ile Hazar Bölgesi Ülkeleri Arasindaki Ilişkilerin Gelişmesinde Rolü ( The Role of Baku-Ceyhan Project in The Developing of The Relations Between Turkey and The States of The Caspian Region) Azerbaycan Respublikasi Tahsil Nazirliyi, Azerbaycan Respublikasi Yanacaq ve Enerji Nazirliyi, Qafqaz Üniversiteti, Azerbaycan Dövlet Neft Akademikasi, Azerbaycan Dövlet Neft Şirketi, "Bakı-Tbılısı-Ceyhan Neft Kemerının Beynelxalq ve Regional Ehemmiyeti" Beynelxalq Konfransı , 6-7 June, Bakı-2002, ( lang turkish)</w:t>
-      </w:r>
-    </w:p>
-    <w:p>
-      <w:pPr>
-        <w:spacing w:after="80"/>
-      </w:pPr>
-      <w:r>
-        <w:rPr>
-          <w:rFonts w:ascii="Times New Roman" w:cs="Times New Roman" w:eastAsia="Times New Roman" w:hAnsi="Times New Roman"/>
-          <w:sz w:val="21"/>
-          <w:szCs w:val="21"/>
-        </w:rPr>
-        <w:t>4. Avrasya’da Heyata Keçirilen İki Neqlıyyat Layihesı Olan TRACECA Ve Şimal- Cenub Dehlizlerı Ve Azerbaycan Üçün Ehemiyyeti (Two Communicational Projects TRACECA and North-South and Their Importance for Azerbaijan), , “Caucasian and Central Asia in the Globalization Process”, International Conference, Bakı, 12-13 May, 2003</w:t>
+        <w:t>2. Azerbaycan’da Neft ve Qaz Ehtiyatlarına Alternativ olaraq Neqliyyat Dehlizleri (Transport Corridors as an Alternative for Oil and Gas in Azerbaijan) Last three, Boyuk İpek Yolu Konfransı, Tehsil Ocagı, November, Bakı-2001, (lang azerbaijanian)</w:t>
+      </w:r>
+    </w:p>
+    <w:p>
+      <w:pPr>
+        <w:spacing w:after="80"/>
+      </w:pPr>
+      <w:r>
+        <w:rPr>
+          <w:rFonts w:ascii="Times New Roman" w:cs="Times New Roman" w:eastAsia="Times New Roman" w:hAnsi="Times New Roman"/>
+          <w:sz w:val="21"/>
+          <w:szCs w:val="21"/>
+        </w:rPr>
+        <w:t>3. Bakü Ceyhan Projesi'nin Türkiye ile Hazar Bölgesi Ülkeleri Arasindaki Ilişkilerin Gelişmesinde Rolü (The Role of Baku-Ceyhan Project in The Developing of The Relations Between Turkey and The States of The Caspian Region) Azerbaycan Respublikasi Tahsil Nazirliyi, Azerbaycan Respublikasi Yanacaq ve Enerji Nazirliyi, Qafqaz Üniversiteti, Azerbaycan Dövlet Neft Akademikasi, Azerbaycan Dövlet Neft Şirketi, "Bakı-Tbılısı-Ceyhan Neft Kemerının Beynelxalq ve Regional Ehemmiyeti" Beynelxalq Konfransı, 6-7 June, Bakı-2002, (lang turkish)</w:t>
+      </w:r>
+    </w:p>
+    <w:p>
+      <w:pPr>
+        <w:spacing w:after="80"/>
+      </w:pPr>
+      <w:r>
+        <w:rPr>
+          <w:rFonts w:ascii="Times New Roman" w:cs="Times New Roman" w:eastAsia="Times New Roman" w:hAnsi="Times New Roman"/>
+          <w:sz w:val="21"/>
+          <w:szCs w:val="21"/>
+        </w:rPr>
+        <w:t>4. Avrasya’da Heyata Keçirilen İki Neqlıyyat Layihesı Olan TRACECA Ve Şimal- Cenub Dehlizlerı Ve Azerbaycan Üçün Ehemiyyeti (Two Communicational Projects TRACECA and North-South and Their Importance for Azerbaijan), “Caucasian and Central Asia in the Globalization Process”, International Conference, Bakı, 12-13 May, 2003</w:t>
       </w:r>
     </w:p>
     <w:p>
@@ -5130,7 +5130,7 @@
           <w:sz w:val="21"/>
           <w:szCs w:val="21"/>
         </w:rPr>
-        <w:t>11. 전문가오피니언] 아르메니아: 2018 년 혁명 이후 새로운 정치 구도, 25.08.2020, https://www.emerics.org:446/issueDetail.es?brdctsNo=306874&amp;mid=a10200000000&amp;&amp;search _option=&amp;search_keyword=&amp;search_year=&amp;search_month=&amp;search_tagkeyword=&amp;systemcode =04&amp;search_region=&amp;search_area=&amp;currentPage=1&amp;pageCnt=10 Вода, лес, золото - экономический потенциал освобожденных территорий Азербайджана, 16.12.2020, Вода, лес, золото - экономический потенциал освобожденных территорий Азербайджана | ССBS - Самые важные новости Кавказа и каспийско-черноморского региона (ccbs.news) 카자흐스탄 근대화 및 산업화 정책 내 ICT 분야의 역할, 27.12.2019, https://www.globalict.kr/news/interview/interview.do?menuCode=010300. Azerbaijani Astronomers and Some of Their Discoveries: A Historical Overview, Conference: Introduction of Islamic Science and Technology into Jeoson of Korea, October 30-November 1, 2020, 22-29. 2021 년 아르메니아 에너지 분야에서 예상되는 문제, 30.03.2021, https://www.emerics.org:446/issueDetail.es?brdctsNo=313768&amp;mid=a10200000000&amp; systemcode=04 AB ile Ermenistan İlişkilerin Tarihsel Gelişimi, Etkileyen Faktörler ve Gelişim Perspektivi, Ermenistan`ın Dış Politikası (1991-2019), ed. Esma Özdaşlı, Hatem Cabbarlı. Armenian-Azerbaijan Nagorno-Karabakh conflict ‐and possible peaceful way for its solution, [21]+Armenian+Azerbaijan+Nagorno+Karabakh+Conflict+and+Possible+peaceful+way+ for+its+solution.pdf Азербайджан: укрепление «малой силы» или переходный период в становлении «средней»? , Международная Аналитика, Volume 12, No 2, 2021, pp 170-181, https://www.interanalytics.org/jour/article/view/375/330 Conflict in Nagorno-Karabakh: The Azerbaijani perspective on the route to peace,</w:t>
+        <w:t>11. 전문가오피니언] 아르메니아: 2018 년 혁명 이후 새로운 정치 구도, 25.08.2020, https://www.emerics.org:446/issueDetail.es?brdctsNo=306874&amp;mid=a10200000000&amp;&amp;search _option=&amp;search_keyword=&amp;search_year=&amp;search_month=&amp;search_tagkeyword=&amp;systemcode =04&amp;search_region=&amp;search_area=&amp;currentPage=1&amp;pageCnt=10 Вода, лес, золото - экономический потенциал освобожденных территорий Азербайджана, 16.12.2020, Вода, лес, золото - экономический потенциал освобожденных территорий Азербайджана | ССBS - Самые важные новости Кавказа и каспийско-черноморского региона (ccbs.news) 카자흐스탄 근대화 및 산업화 정책 내 ICT 분야의 역할, 27.12.2019, https://www.globalict.kr/news/interview/interview.do?menuCode=010300. Azerbaijani Astronomers and Some of Their Discoveries: A Historical Overview, Conference: Introduction of Islamic Science and Technology into Jeoson of Korea, October 30-November 1, 2020, 22-29. 2021 년 아르메니아 에너지 분야에서 예상되는 문제, 30.03.2021, https://www.emerics.org:446/issueDetail.es?brdctsNo=313768&amp;mid=a10200000000&amp; systemcode=04 AB ile Ermenistan İlişkilerin Tarihsel Gelişimi, Etkileyen Faktörler ve Gelişim Perspektivi, Ermenistan`ın Dış Politikası (1991-2019), ed. Esma Özdaşlı, Hatem Cabbarlı. Armenian-Azerbaijan Nagorno-Karabakh conflict ‐and possible peaceful way for its solution, [21]+Armenian+Azerbaijan+Nagorno+Karabakh+Conflict+and+Possible+peaceful+way+ for+its+solution.pdf Азербайджан: укрепление «малой силы» или переходный период в становлении «средней»?, Международная Аналитика, Volume 12, No 2, 2021, pp 170-181, https://www.interanalytics.org/jour/article/view/375/330 Conflict in Nagorno-Karabakh: The Azerbaijani perspective on the route to peace,</w:t>
       </w:r>
     </w:p>
     <w:p>
